--- a/docs/week_2.docx
+++ b/docs/week_2.docx
@@ -6,6 +6,7 @@
       <w:pPr>
         <w:jc w:val="center"/>
         <w:rPr>
+          <w:rFonts w:ascii="Arial" w:hAnsi="Arial" w:cs="Arial"/>
           <w:b/>
           <w:bCs/>
           <w:sz w:val="32"/>
@@ -14,6 +15,7 @@
       </w:pPr>
       <w:r>
         <w:rPr>
+          <w:rFonts w:ascii="Arial" w:hAnsi="Arial" w:cs="Arial"/>
           <w:b/>
           <w:bCs/>
           <w:sz w:val="32"/>
@@ -22,75 +24,176 @@
         <w:t>State Management Onderzoek</w:t>
       </w:r>
     </w:p>
-    <w:p/>
-    <w:p/>
     <w:p>
-      <w:r>
-        <w:t xml:space="preserve">Ik heb gekeken naar </w:t>
-      </w:r>
-      <w:proofErr w:type="spellStart"/>
-      <w:r>
-        <w:t>React</w:t>
-      </w:r>
-      <w:proofErr w:type="spellEnd"/>
-      <w:r>
-        <w:t xml:space="preserve"> Context API en </w:t>
-      </w:r>
-      <w:proofErr w:type="spellStart"/>
-      <w:r>
-        <w:t>Redux</w:t>
-      </w:r>
-      <w:proofErr w:type="spellEnd"/>
-      <w:r>
-        <w:t>.</w:t>
-      </w:r>
+      <w:pPr>
+        <w:rPr>
+          <w:rFonts w:ascii="Arial" w:hAnsi="Arial" w:cs="Arial"/>
+          <w:b/>
+          <w:bCs/>
+          <w:sz w:val="32"/>
+          <w:szCs w:val="32"/>
+        </w:rPr>
+      </w:pPr>
     </w:p>
     <w:p>
-      <w:r>
-        <w:rPr>
+      <w:pPr>
+        <w:rPr>
+          <w:rFonts w:ascii="Arial" w:hAnsi="Arial" w:cs="Arial"/>
+        </w:rPr>
+      </w:pPr>
+    </w:p>
+    <w:p>
+      <w:pPr>
+        <w:rPr>
+          <w:rFonts w:ascii="Arial" w:hAnsi="Arial" w:cs="Arial"/>
           <w:b/>
           <w:bCs/>
-        </w:rPr>
-        <w:t>Context API</w:t>
+          <w:sz w:val="28"/>
+          <w:szCs w:val="28"/>
+        </w:rPr>
+      </w:pPr>
+      <w:r>
+        <w:rPr>
+          <w:rFonts w:ascii="Arial" w:hAnsi="Arial" w:cs="Arial"/>
+          <w:b/>
+          <w:bCs/>
+          <w:sz w:val="28"/>
+          <w:szCs w:val="28"/>
+        </w:rPr>
+        <w:t xml:space="preserve">Ik heb gekeken naar </w:t>
+      </w:r>
+      <w:proofErr w:type="spellStart"/>
+      <w:r>
+        <w:rPr>
+          <w:rFonts w:ascii="Arial" w:hAnsi="Arial" w:cs="Arial"/>
+          <w:b/>
+          <w:bCs/>
+          <w:sz w:val="28"/>
+          <w:szCs w:val="28"/>
+        </w:rPr>
+        <w:t>React</w:t>
+      </w:r>
+      <w:proofErr w:type="spellEnd"/>
+      <w:r>
+        <w:rPr>
+          <w:rFonts w:ascii="Arial" w:hAnsi="Arial" w:cs="Arial"/>
+          <w:b/>
+          <w:bCs/>
+          <w:sz w:val="28"/>
+          <w:szCs w:val="28"/>
+        </w:rPr>
+        <w:t xml:space="preserve"> Context API en </w:t>
+      </w:r>
+      <w:proofErr w:type="spellStart"/>
+      <w:r>
+        <w:rPr>
+          <w:rFonts w:ascii="Arial" w:hAnsi="Arial" w:cs="Arial"/>
+          <w:b/>
+          <w:bCs/>
+          <w:sz w:val="28"/>
+          <w:szCs w:val="28"/>
+        </w:rPr>
+        <w:t>Redux</w:t>
+      </w:r>
+      <w:proofErr w:type="spellEnd"/>
+      <w:r>
+        <w:rPr>
+          <w:rFonts w:ascii="Arial" w:hAnsi="Arial" w:cs="Arial"/>
+          <w:b/>
+          <w:bCs/>
+          <w:sz w:val="28"/>
+          <w:szCs w:val="28"/>
+        </w:rPr>
+        <w:t>.</w:t>
       </w:r>
     </w:p>
     <w:p>
       <w:pPr>
+        <w:rPr>
+          <w:rFonts w:ascii="Arial" w:hAnsi="Arial" w:cs="Arial"/>
+        </w:rPr>
+      </w:pPr>
+    </w:p>
+    <w:p>
+      <w:pPr>
+        <w:rPr>
+          <w:rFonts w:ascii="Arial" w:hAnsi="Arial" w:cs="Arial"/>
+          <w:b/>
+          <w:bCs/>
+        </w:rPr>
+      </w:pPr>
+      <w:r>
+        <w:rPr>
+          <w:rFonts w:ascii="Arial" w:hAnsi="Arial" w:cs="Arial"/>
+          <w:b/>
+          <w:bCs/>
+        </w:rPr>
+        <w:t>Context API</w:t>
+      </w:r>
+    </w:p>
+    <w:p>
+      <w:pPr>
         <w:numPr>
           <w:ilvl w:val="0"/>
-          <w:numId w:val="1"/>
+          <w:numId w:val="3"/>
         </w:numPr>
-      </w:pPr>
-      <w:r>
-        <w:t>Makkelijk te gebruiken.</w:t>
+        <w:rPr>
+          <w:rFonts w:ascii="Arial" w:hAnsi="Arial" w:cs="Arial"/>
+        </w:rPr>
+      </w:pPr>
+      <w:r>
+        <w:rPr>
+          <w:rFonts w:ascii="Arial" w:hAnsi="Arial" w:cs="Arial"/>
+        </w:rPr>
+        <w:t>Eenvoudig te gebruiken.</w:t>
       </w:r>
     </w:p>
     <w:p>
       <w:pPr>
         <w:numPr>
           <w:ilvl w:val="0"/>
-          <w:numId w:val="1"/>
+          <w:numId w:val="3"/>
         </w:numPr>
-      </w:pPr>
-      <w:r>
-        <w:t>Geschikt voor kleine projecten.</w:t>
+        <w:rPr>
+          <w:rFonts w:ascii="Arial" w:hAnsi="Arial" w:cs="Arial"/>
+        </w:rPr>
+      </w:pPr>
+      <w:r>
+        <w:rPr>
+          <w:rFonts w:ascii="Arial" w:hAnsi="Arial" w:cs="Arial"/>
+        </w:rPr>
+        <w:t>Geen extra installatie nodig.</w:t>
       </w:r>
     </w:p>
     <w:p>
       <w:pPr>
         <w:numPr>
           <w:ilvl w:val="0"/>
-          <w:numId w:val="1"/>
+          <w:numId w:val="3"/>
         </w:numPr>
-      </w:pPr>
-      <w:r>
-        <w:t>Geen extra installatie nodig.</w:t>
+        <w:rPr>
+          <w:rFonts w:ascii="Arial" w:hAnsi="Arial" w:cs="Arial"/>
+        </w:rPr>
+      </w:pPr>
+      <w:r>
+        <w:rPr>
+          <w:rFonts w:ascii="Arial" w:hAnsi="Arial" w:cs="Arial"/>
+        </w:rPr>
+        <w:t>Geschikt voor kleine projecten.</w:t>
       </w:r>
     </w:p>
     <w:p>
+      <w:pPr>
+        <w:rPr>
+          <w:rFonts w:ascii="Arial" w:hAnsi="Arial" w:cs="Arial"/>
+          <w:b/>
+          <w:bCs/>
+        </w:rPr>
+      </w:pPr>
       <w:proofErr w:type="spellStart"/>
       <w:r>
         <w:rPr>
+          <w:rFonts w:ascii="Arial" w:hAnsi="Arial" w:cs="Arial"/>
           <w:b/>
           <w:bCs/>
         </w:rPr>
@@ -102,44 +205,72 @@
       <w:pPr>
         <w:numPr>
           <w:ilvl w:val="0"/>
-          <w:numId w:val="2"/>
+          <w:numId w:val="4"/>
         </w:numPr>
-      </w:pPr>
-      <w:r>
-        <w:t>Meer functies.</w:t>
+        <w:rPr>
+          <w:rFonts w:ascii="Arial" w:hAnsi="Arial" w:cs="Arial"/>
+        </w:rPr>
+      </w:pPr>
+      <w:r>
+        <w:rPr>
+          <w:rFonts w:ascii="Arial" w:hAnsi="Arial" w:cs="Arial"/>
+        </w:rPr>
+        <w:t>Meer mogelijkheden.</w:t>
       </w:r>
     </w:p>
     <w:p>
       <w:pPr>
         <w:numPr>
           <w:ilvl w:val="0"/>
-          <w:numId w:val="2"/>
+          <w:numId w:val="4"/>
         </w:numPr>
-      </w:pPr>
-      <w:r>
-        <w:t>Geschikt voor grote projecten.</w:t>
+        <w:rPr>
+          <w:rFonts w:ascii="Arial" w:hAnsi="Arial" w:cs="Arial"/>
+        </w:rPr>
+      </w:pPr>
+      <w:r>
+        <w:rPr>
+          <w:rFonts w:ascii="Arial" w:hAnsi="Arial" w:cs="Arial"/>
+        </w:rPr>
+        <w:t>Geschikt voor grote applicaties.</w:t>
       </w:r>
     </w:p>
     <w:p>
       <w:pPr>
         <w:numPr>
           <w:ilvl w:val="0"/>
-          <w:numId w:val="2"/>
+          <w:numId w:val="4"/>
         </w:numPr>
-      </w:pPr>
-      <w:r>
+        <w:rPr>
+          <w:rFonts w:ascii="Arial" w:hAnsi="Arial" w:cs="Arial"/>
+        </w:rPr>
+      </w:pPr>
+      <w:r>
+        <w:rPr>
+          <w:rFonts w:ascii="Arial" w:hAnsi="Arial" w:cs="Arial"/>
+        </w:rPr>
         <w:t>Moeilijker om op te zetten.</w:t>
       </w:r>
     </w:p>
     <w:p>
       <w:pPr>
-        <w:rPr>
+        <w:ind w:left="720"/>
+        <w:rPr>
+          <w:rFonts w:ascii="Arial" w:hAnsi="Arial" w:cs="Arial"/>
+        </w:rPr>
+      </w:pPr>
+    </w:p>
+    <w:p>
+      <w:pPr>
+        <w:rPr>
+          <w:rFonts w:ascii="Arial" w:hAnsi="Arial" w:cs="Arial"/>
           <w:b/>
           <w:bCs/>
         </w:rPr>
       </w:pPr>
       <w:r>
         <w:rPr>
+          <w:rFonts w:ascii="Arial" w:hAnsi="Arial" w:cs="Arial"/>
           <w:b/>
           <w:bCs/>
         </w:rPr>
@@ -147,44 +278,64 @@
       </w:r>
     </w:p>
     <w:p>
-      <w:r>
-        <w:t>Ik kie</w:t>
-      </w:r>
-      <w:r>
-        <w:t>s</w:t>
-      </w:r>
-      <w:r>
-        <w:t xml:space="preserve"> voor Context API. Mijn applicatie is klein en haalt alleen filmgegevens op uit de </w:t>
+      <w:pPr>
+        <w:rPr>
+          <w:rFonts w:ascii="Arial" w:hAnsi="Arial" w:cs="Arial"/>
+        </w:rPr>
+      </w:pPr>
+      <w:r>
+        <w:rPr>
+          <w:rFonts w:ascii="Arial" w:hAnsi="Arial" w:cs="Arial"/>
+        </w:rPr>
+        <w:t xml:space="preserve">Ik kies voor </w:t>
       </w:r>
       <w:proofErr w:type="spellStart"/>
       <w:r>
-        <w:t>api</w:t>
+        <w:rPr>
+          <w:rFonts w:ascii="Arial" w:hAnsi="Arial" w:cs="Arial"/>
+        </w:rPr>
+        <w:t>React</w:t>
       </w:r>
       <w:proofErr w:type="spellEnd"/>
       <w:r>
-        <w:t xml:space="preserve">. Daarom is </w:t>
+        <w:rPr>
+          <w:rFonts w:ascii="Arial" w:hAnsi="Arial" w:cs="Arial"/>
+        </w:rPr>
+        <w:t xml:space="preserve"> Context API. Mijn applicatie is klein en haalt alleen filmgegevens op uit de TMDB API. Daarom is </w:t>
       </w:r>
       <w:proofErr w:type="spellStart"/>
       <w:r>
-        <w:t>r</w:t>
-      </w:r>
-      <w:r>
-        <w:t>edux</w:t>
+        <w:rPr>
+          <w:rFonts w:ascii="Arial" w:hAnsi="Arial" w:cs="Arial"/>
+        </w:rPr>
+        <w:t>Redux</w:t>
       </w:r>
       <w:proofErr w:type="spellEnd"/>
       <w:r>
+        <w:rPr>
+          <w:rFonts w:ascii="Arial" w:hAnsi="Arial" w:cs="Arial"/>
+        </w:rPr>
         <w:t xml:space="preserve"> niet nodig.</w:t>
       </w:r>
     </w:p>
     <w:p>
       <w:pPr>
         <w:rPr>
+          <w:rFonts w:ascii="Arial" w:hAnsi="Arial" w:cs="Arial"/>
+        </w:rPr>
+      </w:pPr>
+    </w:p>
+    <w:p>
+      <w:pPr>
+        <w:rPr>
+          <w:rFonts w:ascii="Arial" w:hAnsi="Arial" w:cs="Arial"/>
           <w:b/>
           <w:bCs/>
         </w:rPr>
       </w:pPr>
       <w:r>
         <w:rPr>
+          <w:rFonts w:ascii="Arial" w:hAnsi="Arial" w:cs="Arial"/>
           <w:b/>
           <w:bCs/>
         </w:rPr>
@@ -192,19 +343,51 @@
       </w:r>
     </w:p>
     <w:p>
-      <w:r>
-        <w:t xml:space="preserve">Voor kleine applicaties is Context API de beste keuze. </w:t>
+      <w:pPr>
+        <w:rPr>
+          <w:rFonts w:ascii="Arial" w:hAnsi="Arial" w:cs="Arial"/>
+        </w:rPr>
+      </w:pPr>
+      <w:r>
+        <w:rPr>
+          <w:rFonts w:ascii="Arial" w:hAnsi="Arial" w:cs="Arial"/>
+        </w:rPr>
+        <w:t xml:space="preserve">Voor kleine projecten is Context API </w:t>
+      </w:r>
+      <w:r>
+        <w:rPr>
+          <w:rFonts w:ascii="Arial" w:hAnsi="Arial" w:cs="Arial"/>
+        </w:rPr>
+        <w:t>makkelijker en</w:t>
+      </w:r>
+      <w:r>
+        <w:rPr>
+          <w:rFonts w:ascii="Arial" w:hAnsi="Arial" w:cs="Arial"/>
+        </w:rPr>
+        <w:t xml:space="preserve"> sneller te gebruiken. </w:t>
       </w:r>
       <w:proofErr w:type="spellStart"/>
       <w:r>
+        <w:rPr>
+          <w:rFonts w:ascii="Arial" w:hAnsi="Arial" w:cs="Arial"/>
+        </w:rPr>
         <w:t>Redux</w:t>
       </w:r>
       <w:proofErr w:type="spellEnd"/>
       <w:r>
-        <w:t xml:space="preserve"> is vooral handig voor grotere projecten met veel gedeelde data.</w:t>
+        <w:rPr>
+          <w:rFonts w:ascii="Arial" w:hAnsi="Arial" w:cs="Arial"/>
+        </w:rPr>
+        <w:t xml:space="preserve"> is vooral handig bij grote applicaties met veel gedeelde data.</w:t>
       </w:r>
     </w:p>
-    <w:p/>
+    <w:p>
+      <w:pPr>
+        <w:rPr>
+          <w:rFonts w:ascii="Arial" w:hAnsi="Arial" w:cs="Arial"/>
+        </w:rPr>
+      </w:pPr>
+    </w:p>
     <w:sectPr>
       <w:pgSz w:w="11906" w:h="16838"/>
       <w:pgMar w:top="1417" w:right="1417" w:bottom="1417" w:left="1417" w:header="708" w:footer="708" w:gutter="0"/>
@@ -218,6 +401,155 @@
 <file path=word/numbering.xml><?xml version="1.0" encoding="utf-8"?>
 <w:numbering xmlns:wpc="http://schemas.microsoft.com/office/word/2010/wordprocessingCanvas" xmlns:cx="http://schemas.microsoft.com/office/drawing/2014/chartex" xmlns:cx1="http://schemas.microsoft.com/office/drawing/2015/9/8/chartex" xmlns:cx2="http://schemas.microsoft.com/office/drawing/2015/10/21/chartex" xmlns:cx3="http://schemas.microsoft.com/office/drawing/2016/5/9/chartex" xmlns:cx4="http://schemas.microsoft.com/office/drawing/2016/5/10/chartex" xmlns:cx5="http://schemas.microsoft.com/office/drawing/2016/5/11/chartex" xmlns:cx6="http://schemas.microsoft.com/office/drawing/2016/5/12/chartex" xmlns:cx7="http://schemas.microsoft.com/office/drawing/2016/5/13/chartex" xmlns:cx8="http://schemas.microsoft.com/office/drawing/2016/5/14/chartex" xmlns:mc="http://schemas.openxmlformats.org/markup-compatibility/2006" xmlns:aink="http://schemas.microsoft.com/office/drawing/2016/ink" xmlns:am3d="http://schemas.microsoft.com/office/drawing/2017/model3d" xmlns:o="urn:schemas-microsoft-com:office:office" xmlns:oel="http://schemas.microsoft.com/office/2019/extlst" xmlns:r="http://schemas.openxmlformats.org/officeDocument/2006/relationships" xmlns:m="http://schemas.openxmlformats.org/officeDocument/2006/math" xmlns:v="urn:schemas-microsoft-com:vml" xmlns:wp14="http://schemas.microsoft.com/office/word/2010/wordprocessingDrawing" xmlns:wp="http://schemas.openxmlformats.org/drawingml/2006/wordprocessingDrawing" xmlns:w10="urn:schemas-microsoft-com:office:word" xmlns:w="http://schemas.openxmlformats.org/wordprocessingml/2006/main" xmlns:w14="http://schemas.microsoft.com/office/word/2010/wordml" xmlns:w15="http://schemas.microsoft.com/office/word/2012/wordml" xmlns:w16cex="http://schemas.microsoft.com/office/word/2018/wordml/cex" xmlns:w16cid="http://schemas.microsoft.com/office/word/2016/wordml/cid" xmlns:w16="http://schemas.microsoft.com/office/word/2018/wordml" xmlns:w16du="http://schemas.microsoft.com/office/word/2023/wordml/word16du" xmlns:w16sdtdh="http://schemas.microsoft.com/office/word/2020/wordml/sdtdatahash" xmlns:w16sdtfl="http://schemas.microsoft.com/office/word/2024/wordml/sdtformatlock" xmlns:w16se="http://schemas.microsoft.com/office/word/2015/wordml/symex" xmlns:wpg="http://schemas.microsoft.com/office/word/2010/wordprocessingGroup" xmlns:wpi="http://schemas.microsoft.com/office/word/2010/wordprocessingInk" xmlns:wne="http://schemas.microsoft.com/office/word/2006/wordml" xmlns:wps="http://schemas.microsoft.com/office/word/2010/wordprocessingShape" mc:Ignorable="w14 w15 w16se w16cid w16 w16cex w16sdtdh w16sdtfl w16du wp14">
   <w:abstractNum w:abstractNumId="0" w15:restartNumberingAfterBreak="0">
+    <w:nsid w:val="08542147"/>
+    <w:multiLevelType w:val="multilevel"/>
+    <w:tmpl w:val="D012D47E"/>
+    <w:lvl w:ilvl="0">
+      <w:start w:val="1"/>
+      <w:numFmt w:val="bullet"/>
+      <w:lvlText w:val=""/>
+      <w:lvlJc w:val="left"/>
+      <w:pPr>
+        <w:tabs>
+          <w:tab w:val="num" w:pos="720"/>
+        </w:tabs>
+        <w:ind w:left="720" w:hanging="360"/>
+      </w:pPr>
+      <w:rPr>
+        <w:rFonts w:ascii="Symbol" w:hAnsi="Symbol" w:hint="default"/>
+        <w:sz w:val="20"/>
+      </w:rPr>
+    </w:lvl>
+    <w:lvl w:ilvl="1" w:tentative="1">
+      <w:start w:val="1"/>
+      <w:numFmt w:val="bullet"/>
+      <w:lvlText w:val="o"/>
+      <w:lvlJc w:val="left"/>
+      <w:pPr>
+        <w:tabs>
+          <w:tab w:val="num" w:pos="1440"/>
+        </w:tabs>
+        <w:ind w:left="1440" w:hanging="360"/>
+      </w:pPr>
+      <w:rPr>
+        <w:rFonts w:ascii="Courier New" w:hAnsi="Courier New" w:hint="default"/>
+        <w:sz w:val="20"/>
+      </w:rPr>
+    </w:lvl>
+    <w:lvl w:ilvl="2" w:tentative="1">
+      <w:start w:val="1"/>
+      <w:numFmt w:val="bullet"/>
+      <w:lvlText w:val=""/>
+      <w:lvlJc w:val="left"/>
+      <w:pPr>
+        <w:tabs>
+          <w:tab w:val="num" w:pos="2160"/>
+        </w:tabs>
+        <w:ind w:left="2160" w:hanging="360"/>
+      </w:pPr>
+      <w:rPr>
+        <w:rFonts w:ascii="Wingdings" w:hAnsi="Wingdings" w:hint="default"/>
+        <w:sz w:val="20"/>
+      </w:rPr>
+    </w:lvl>
+    <w:lvl w:ilvl="3" w:tentative="1">
+      <w:start w:val="1"/>
+      <w:numFmt w:val="bullet"/>
+      <w:lvlText w:val=""/>
+      <w:lvlJc w:val="left"/>
+      <w:pPr>
+        <w:tabs>
+          <w:tab w:val="num" w:pos="2880"/>
+        </w:tabs>
+        <w:ind w:left="2880" w:hanging="360"/>
+      </w:pPr>
+      <w:rPr>
+        <w:rFonts w:ascii="Wingdings" w:hAnsi="Wingdings" w:hint="default"/>
+        <w:sz w:val="20"/>
+      </w:rPr>
+    </w:lvl>
+    <w:lvl w:ilvl="4" w:tentative="1">
+      <w:start w:val="1"/>
+      <w:numFmt w:val="bullet"/>
+      <w:lvlText w:val=""/>
+      <w:lvlJc w:val="left"/>
+      <w:pPr>
+        <w:tabs>
+          <w:tab w:val="num" w:pos="3600"/>
+        </w:tabs>
+        <w:ind w:left="3600" w:hanging="360"/>
+      </w:pPr>
+      <w:rPr>
+        <w:rFonts w:ascii="Wingdings" w:hAnsi="Wingdings" w:hint="default"/>
+        <w:sz w:val="20"/>
+      </w:rPr>
+    </w:lvl>
+    <w:lvl w:ilvl="5" w:tentative="1">
+      <w:start w:val="1"/>
+      <w:numFmt w:val="bullet"/>
+      <w:lvlText w:val=""/>
+      <w:lvlJc w:val="left"/>
+      <w:pPr>
+        <w:tabs>
+          <w:tab w:val="num" w:pos="4320"/>
+        </w:tabs>
+        <w:ind w:left="4320" w:hanging="360"/>
+      </w:pPr>
+      <w:rPr>
+        <w:rFonts w:ascii="Wingdings" w:hAnsi="Wingdings" w:hint="default"/>
+        <w:sz w:val="20"/>
+      </w:rPr>
+    </w:lvl>
+    <w:lvl w:ilvl="6" w:tentative="1">
+      <w:start w:val="1"/>
+      <w:numFmt w:val="bullet"/>
+      <w:lvlText w:val=""/>
+      <w:lvlJc w:val="left"/>
+      <w:pPr>
+        <w:tabs>
+          <w:tab w:val="num" w:pos="5040"/>
+        </w:tabs>
+        <w:ind w:left="5040" w:hanging="360"/>
+      </w:pPr>
+      <w:rPr>
+        <w:rFonts w:ascii="Wingdings" w:hAnsi="Wingdings" w:hint="default"/>
+        <w:sz w:val="20"/>
+      </w:rPr>
+    </w:lvl>
+    <w:lvl w:ilvl="7" w:tentative="1">
+      <w:start w:val="1"/>
+      <w:numFmt w:val="bullet"/>
+      <w:lvlText w:val=""/>
+      <w:lvlJc w:val="left"/>
+      <w:pPr>
+        <w:tabs>
+          <w:tab w:val="num" w:pos="5760"/>
+        </w:tabs>
+        <w:ind w:left="5760" w:hanging="360"/>
+      </w:pPr>
+      <w:rPr>
+        <w:rFonts w:ascii="Wingdings" w:hAnsi="Wingdings" w:hint="default"/>
+        <w:sz w:val="20"/>
+      </w:rPr>
+    </w:lvl>
+    <w:lvl w:ilvl="8" w:tentative="1">
+      <w:start w:val="1"/>
+      <w:numFmt w:val="bullet"/>
+      <w:lvlText w:val=""/>
+      <w:lvlJc w:val="left"/>
+      <w:pPr>
+        <w:tabs>
+          <w:tab w:val="num" w:pos="6480"/>
+        </w:tabs>
+        <w:ind w:left="6480" w:hanging="360"/>
+      </w:pPr>
+      <w:rPr>
+        <w:rFonts w:ascii="Wingdings" w:hAnsi="Wingdings" w:hint="default"/>
+        <w:sz w:val="20"/>
+      </w:rPr>
+    </w:lvl>
+  </w:abstractNum>
+  <w:abstractNum w:abstractNumId="1" w15:restartNumberingAfterBreak="0">
     <w:nsid w:val="0C764E1A"/>
     <w:multiLevelType w:val="multilevel"/>
     <w:tmpl w:val="0588A66E"/>
@@ -366,7 +698,7 @@
       </w:rPr>
     </w:lvl>
   </w:abstractNum>
-  <w:abstractNum w:abstractNumId="1" w15:restartNumberingAfterBreak="0">
+  <w:abstractNum w:abstractNumId="2" w15:restartNumberingAfterBreak="0">
     <w:nsid w:val="496D2231"/>
     <w:multiLevelType w:val="multilevel"/>
     <w:tmpl w:val="B47C7AC4"/>
@@ -515,10 +847,165 @@
       </w:rPr>
     </w:lvl>
   </w:abstractNum>
+  <w:abstractNum w:abstractNumId="3" w15:restartNumberingAfterBreak="0">
+    <w:nsid w:val="7AD751BC"/>
+    <w:multiLevelType w:val="multilevel"/>
+    <w:tmpl w:val="C0200200"/>
+    <w:lvl w:ilvl="0">
+      <w:start w:val="1"/>
+      <w:numFmt w:val="bullet"/>
+      <w:lvlText w:val=""/>
+      <w:lvlJc w:val="left"/>
+      <w:pPr>
+        <w:tabs>
+          <w:tab w:val="num" w:pos="720"/>
+        </w:tabs>
+        <w:ind w:left="720" w:hanging="360"/>
+      </w:pPr>
+      <w:rPr>
+        <w:rFonts w:ascii="Symbol" w:hAnsi="Symbol" w:hint="default"/>
+        <w:sz w:val="20"/>
+      </w:rPr>
+    </w:lvl>
+    <w:lvl w:ilvl="1" w:tentative="1">
+      <w:start w:val="1"/>
+      <w:numFmt w:val="bullet"/>
+      <w:lvlText w:val="o"/>
+      <w:lvlJc w:val="left"/>
+      <w:pPr>
+        <w:tabs>
+          <w:tab w:val="num" w:pos="1440"/>
+        </w:tabs>
+        <w:ind w:left="1440" w:hanging="360"/>
+      </w:pPr>
+      <w:rPr>
+        <w:rFonts w:ascii="Courier New" w:hAnsi="Courier New" w:hint="default"/>
+        <w:sz w:val="20"/>
+      </w:rPr>
+    </w:lvl>
+    <w:lvl w:ilvl="2" w:tentative="1">
+      <w:start w:val="1"/>
+      <w:numFmt w:val="bullet"/>
+      <w:lvlText w:val=""/>
+      <w:lvlJc w:val="left"/>
+      <w:pPr>
+        <w:tabs>
+          <w:tab w:val="num" w:pos="2160"/>
+        </w:tabs>
+        <w:ind w:left="2160" w:hanging="360"/>
+      </w:pPr>
+      <w:rPr>
+        <w:rFonts w:ascii="Wingdings" w:hAnsi="Wingdings" w:hint="default"/>
+        <w:sz w:val="20"/>
+      </w:rPr>
+    </w:lvl>
+    <w:lvl w:ilvl="3" w:tentative="1">
+      <w:start w:val="1"/>
+      <w:numFmt w:val="bullet"/>
+      <w:lvlText w:val=""/>
+      <w:lvlJc w:val="left"/>
+      <w:pPr>
+        <w:tabs>
+          <w:tab w:val="num" w:pos="2880"/>
+        </w:tabs>
+        <w:ind w:left="2880" w:hanging="360"/>
+      </w:pPr>
+      <w:rPr>
+        <w:rFonts w:ascii="Wingdings" w:hAnsi="Wingdings" w:hint="default"/>
+        <w:sz w:val="20"/>
+      </w:rPr>
+    </w:lvl>
+    <w:lvl w:ilvl="4" w:tentative="1">
+      <w:start w:val="1"/>
+      <w:numFmt w:val="bullet"/>
+      <w:lvlText w:val=""/>
+      <w:lvlJc w:val="left"/>
+      <w:pPr>
+        <w:tabs>
+          <w:tab w:val="num" w:pos="3600"/>
+        </w:tabs>
+        <w:ind w:left="3600" w:hanging="360"/>
+      </w:pPr>
+      <w:rPr>
+        <w:rFonts w:ascii="Wingdings" w:hAnsi="Wingdings" w:hint="default"/>
+        <w:sz w:val="20"/>
+      </w:rPr>
+    </w:lvl>
+    <w:lvl w:ilvl="5" w:tentative="1">
+      <w:start w:val="1"/>
+      <w:numFmt w:val="bullet"/>
+      <w:lvlText w:val=""/>
+      <w:lvlJc w:val="left"/>
+      <w:pPr>
+        <w:tabs>
+          <w:tab w:val="num" w:pos="4320"/>
+        </w:tabs>
+        <w:ind w:left="4320" w:hanging="360"/>
+      </w:pPr>
+      <w:rPr>
+        <w:rFonts w:ascii="Wingdings" w:hAnsi="Wingdings" w:hint="default"/>
+        <w:sz w:val="20"/>
+      </w:rPr>
+    </w:lvl>
+    <w:lvl w:ilvl="6" w:tentative="1">
+      <w:start w:val="1"/>
+      <w:numFmt w:val="bullet"/>
+      <w:lvlText w:val=""/>
+      <w:lvlJc w:val="left"/>
+      <w:pPr>
+        <w:tabs>
+          <w:tab w:val="num" w:pos="5040"/>
+        </w:tabs>
+        <w:ind w:left="5040" w:hanging="360"/>
+      </w:pPr>
+      <w:rPr>
+        <w:rFonts w:ascii="Wingdings" w:hAnsi="Wingdings" w:hint="default"/>
+        <w:sz w:val="20"/>
+      </w:rPr>
+    </w:lvl>
+    <w:lvl w:ilvl="7" w:tentative="1">
+      <w:start w:val="1"/>
+      <w:numFmt w:val="bullet"/>
+      <w:lvlText w:val=""/>
+      <w:lvlJc w:val="left"/>
+      <w:pPr>
+        <w:tabs>
+          <w:tab w:val="num" w:pos="5760"/>
+        </w:tabs>
+        <w:ind w:left="5760" w:hanging="360"/>
+      </w:pPr>
+      <w:rPr>
+        <w:rFonts w:ascii="Wingdings" w:hAnsi="Wingdings" w:hint="default"/>
+        <w:sz w:val="20"/>
+      </w:rPr>
+    </w:lvl>
+    <w:lvl w:ilvl="8" w:tentative="1">
+      <w:start w:val="1"/>
+      <w:numFmt w:val="bullet"/>
+      <w:lvlText w:val=""/>
+      <w:lvlJc w:val="left"/>
+      <w:pPr>
+        <w:tabs>
+          <w:tab w:val="num" w:pos="6480"/>
+        </w:tabs>
+        <w:ind w:left="6480" w:hanging="360"/>
+      </w:pPr>
+      <w:rPr>
+        <w:rFonts w:ascii="Wingdings" w:hAnsi="Wingdings" w:hint="default"/>
+        <w:sz w:val="20"/>
+      </w:rPr>
+    </w:lvl>
+  </w:abstractNum>
   <w:num w:numId="1" w16cid:durableId="645430850">
+    <w:abstractNumId w:val="2"/>
+  </w:num>
+  <w:num w:numId="2" w16cid:durableId="1055854676">
     <w:abstractNumId w:val="1"/>
   </w:num>
-  <w:num w:numId="2" w16cid:durableId="1055854676">
+  <w:num w:numId="3" w16cid:durableId="61877470">
+    <w:abstractNumId w:val="3"/>
+  </w:num>
+  <w:num w:numId="4" w16cid:durableId="828516375">
     <w:abstractNumId w:val="0"/>
   </w:num>
 </w:numbering>
